--- a/verificables revisión sistemática/manuscript_en.docx
+++ b/verificables revisión sistemática/manuscript_en.docx
@@ -54,7 +54,7 @@
         <w:t>Word count:</w:t>
       </w:r>
       <w:r>
-        <w:t xml:space="preserve"> abstract 241; main text 2 882.</w:t>
+        <w:t xml:space="preserve"> abstract 246; main text 3 581.</w:t>
       </w:r>
     </w:p>
     <w:p>
@@ -102,7 +102,7 @@
         <w:t>Background.</w:t>
       </w:r>
       <w:r>
-        <w:t xml:space="preserve"> </w:t>
+        <w:t xml:space="preserve"> Multidrug-resistant </w:t>
       </w:r>
       <w:r>
         <w:rPr>
@@ -111,7 +111,7 @@
         <w:t>Pseudomonas aeruginosa</w:t>
       </w:r>
       <w:r>
-        <w:t xml:space="preserve"> resistant to multiple antimicrobial classes is a WHO critical-priority pathogen. Several recent syntheses have pooled phage therapy outcomes into overall success proportions. Doing so assumes that this evidence base can be aggregated, and that assumption has never been examined.</w:t>
+        <w:t xml:space="preserve"> is a WHO critical-priority pathogen. Several recent syntheses have pooled phage therapy outcomes into overall success proportions. Doing so assumes this evidence base can be aggregated, and that assumption has never been examined.</w:t>
       </w:r>
     </w:p>
     <w:p>
@@ -142,7 +142,7 @@
         <w:t>Methods.</w:t>
       </w:r>
       <w:r>
-        <w:t xml:space="preserve"> Systematic review following PRISMA 2020, with separate streams for bibliographic databases and trial registers. Nine sources were searched without language or date restriction, including the regional databases BVS and SciELO. Selection used a closed six-code exclusion vocabulary and was audited against a set of positive-control studies fixed a priori. The unit of inclusion was the study, not the report.</w:t>
+        <w:t xml:space="preserve"> Systematic review following PRISMA 2020, with separate streams for databases and trial registers. Nine sources were searched without date restriction, including the regional databases BVS and SciELO. Only reports in English or Spanish were eligible, a criterion adopted after screening closed and verified report by report, including against the full text of every retrieved PDF. The unit of inclusion was the study, not the report.</w:t>
       </w:r>
     </w:p>
     <w:p>
@@ -153,7 +153,7 @@
         <w:t>Results.</w:t>
       </w:r>
       <w:r>
-        <w:t xml:space="preserve"> From 23 057 records, 17 129 unique reports remained. Full-text assessment covered 268 reports, which grouped into 219 studies; 159 of these have a retrievable publication. Single case reports account for 32.7 % and only 25.8 % are comparative designs. Geographic origin is not stated in 50.9 % and resistance class is not stated in 76.7 %. Full text was obtained for 74 studies (46.5 %); the remaining fraction concentrates 63.4 % of the comparative designs and most of the Russian-language literature.</w:t>
+        <w:t xml:space="preserve"> From 23 057 records, 17 129 unique reports remained. Full-text assessment covered 234 reports, which grouped into 185 studies; 125 of these have a retrievable publication. Single case reports account for 39.2 % and only 19.2 % are comparative designs. Geographic origin is not stated in 60.8 % and resistance class is not stated in 70.4 %. Full text was obtained for 62 studies (49.6 %); the remaining fraction concentrates 70.8 % of the comparative designs. The language criterion removed 34 studies, 17 of them comparative.</w:t>
       </w:r>
     </w:p>
     <w:p>
@@ -353,6 +353,54 @@
         <w:rPr>
           <w:b/>
         </w:rPr>
+        <w:t>Language.</w:t>
+      </w:r>
+      <w:r>
+        <w:t xml:space="preserve"> Reports written in English or Spanish were eligible. </w:t>
+      </w:r>
+      <w:r>
+        <w:rPr>
+          <w:b/>
+        </w:rPr>
+        <w:t>This criterion was not part of the original protocol and was adopted on 11 August 2026, with screening already closed</w:t>
+      </w:r>
+      <w:r>
+        <w:t>, so the decision was taken in knowledge of what the corpus contained. That is precisely what prospective registration exists to prevent, and it is therefore declared as an amendment, with its impact measured, in section 2.9 and among the limitations.</w:t>
+      </w:r>
+    </w:p>
+    <w:p>
+      <w:r>
+        <w:t xml:space="preserve">Language was not inferred from the journal name, which fails in both directions: </w:t>
+      </w:r>
+      <w:r>
+        <w:rPr>
+          <w:i/>
+        </w:rPr>
+        <w:t>Pirogov Russian Journal of Surgery</w:t>
+      </w:r>
+      <w:r>
+        <w:t xml:space="preserve"> publishes in English, and an English masthead can carry an article in another tongue. It was taken from the `language` field declared by Europe PMC, the same datum PubMed files under LA, and, where the source did not index it, from the language field of the export itself, which Scopus, SciELO and BVS all carry. Trial registry entries and Cochrane CENTRAL records were treated as eligible on the published language rules of those sources rather than on assumption.</w:t>
+      </w:r>
+    </w:p>
+    <w:p>
+      <w:r>
+        <w:t xml:space="preserve">Verification did not stop at metadata. For the 62 studies with a retrieved PDF the language was checked against the </w:t>
+      </w:r>
+      <w:r>
+        <w:rPr>
+          <w:b/>
+        </w:rPr>
+        <w:t>full text</w:t>
+      </w:r>
+      <w:r>
+        <w:t>, analysing the central pages rather than the front matter, which many journals publish in English even when the body is not. That check exposed two reports whose metadata declared English and whose text is in Russian; both were excluded. The 234 included reports rest on one of three classes of evidence: 205 on analysis of their own text, 26 on the language rule of the trial register that publishes them, and 3 on the source language field. None is unproven. The assignment for each report, with its evidence class and proof, is supplied as supplementary material.</w:t>
+      </w:r>
+    </w:p>
+    <w:p>
+      <w:r>
+        <w:rPr>
+          <w:b/>
+        </w:rPr>
         <w:t>Unit of inclusion.</w:t>
       </w:r>
       <w:r>
@@ -587,6 +635,84 @@
     </w:p>
     <w:p>
       <w:pPr>
+        <w:pStyle w:val="Heading2"/>
+      </w:pPr>
+      <w:r>
+        <w:t>2.9 Protocol amendment: the language criterion</w:t>
+      </w:r>
+    </w:p>
+    <w:p>
+      <w:r>
+        <w:t>On 11 August 2026, with screening complete and 219 studies already delimited, eligibility was restricted to reports written in English or Spanish. The amendment answers an operational limit of the review team, which cannot extract reliably from a Russian text, and is declared here rather than presented as though it had applied from the outset.</w:t>
+      </w:r>
+    </w:p>
+    <w:p>
+      <w:r>
+        <w:t xml:space="preserve">Its effect was measured before it was adopted, and it was not small. It excluded </w:t>
+      </w:r>
+      <w:r>
+        <w:rPr>
+          <w:b/>
+        </w:rPr>
+        <w:t>34 reports</w:t>
+      </w:r>
+      <w:r>
+        <w:t xml:space="preserve"> and with them </w:t>
+      </w:r>
+      <w:r>
+        <w:rPr>
+          <w:b/>
+        </w:rPr>
+        <w:t>34 whole studies</w:t>
+      </w:r>
+      <w:r>
+        <w:t>, none of which retained a report in an admissible language. The corpus fell from 219 to 185 studies and from 159 to 125 studies with a retrievable publication. The loss was not evenly spread: of 41 comparative designs, 24 remained, and of 21 randomised trials, 16.</w:t>
+      </w:r>
+    </w:p>
+    <w:p>
+      <w:r>
+        <w:t>Two of those 34 were detected only by reading the PDF. Their metadata declared English; their full text is in Russian, with Cyrillic dominating the body of the article. Had verification stopped at the source language field, both would have stayed in the review.</w:t>
+      </w:r>
+    </w:p>
+    <w:p>
+      <w:r>
+        <w:t xml:space="preserve">The positive-control audit also recorded a concrete casualty. </w:t>
+      </w:r>
+      <w:r>
+        <w:rPr>
+          <w:b/>
+        </w:rPr>
+        <w:t>Ronit et al. (2024)</w:t>
+      </w:r>
+      <w:r>
+        <w:t xml:space="preserve">, a case of phage therapy for a </w:t>
+      </w:r>
+      <w:r>
+        <w:rPr>
+          <w:i/>
+        </w:rPr>
+        <w:t>P. aeruginosa</w:t>
+      </w:r>
+      <w:r>
+        <w:t xml:space="preserve">-infected vascular prosthesis published in Danish in </w:t>
+      </w:r>
+      <w:r>
+        <w:rPr>
+          <w:i/>
+        </w:rPr>
+        <w:t>Ugeskrift for Laeger</w:t>
+      </w:r>
+      <w:r>
+        <w:t>, belonged to the set of 40 studies fixed a priori as eligible and is excluded by the criterion. This is not a screening failure, since the study was identified and classified correctly, but the price of the criterion, and it is reported because an audit that is only reported when it passes demonstrates nothing.</w:t>
+      </w:r>
+    </w:p>
+    <w:p>
+      <w:r>
+        <w:t>The figures for the review without the amendment survive intact in the decision log, which is append-only, so any reader can reconstruct the earlier corpus and verify the effect independently.</w:t>
+      </w:r>
+    </w:p>
+    <w:p>
+      <w:pPr>
         <w:pStyle w:val="Heading1"/>
       </w:pPr>
       <w:r>
@@ -621,39 +747,39 @@
         <w:t>17 129 unique reports</w:t>
       </w:r>
       <w:r>
-        <w:t xml:space="preserve"> (Figure 1). Stage 1 rules excluded 3 235; of the 13 894 titles screened, 13 434 were excluded and 460 advanced to abstract screening; of those, 192 were excluded and </w:t>
+        <w:t xml:space="preserve"> (Figure 1). Stage 1 rules excluded 3 235; of the 13 894 titles screened, 13 434 were excluded and 460 advanced to abstract screening; of those, 226 were excluded and </w:t>
       </w:r>
       <w:r>
         <w:rPr>
           <w:b/>
         </w:rPr>
-        <w:t>268 reports proceeded to full text</w:t>
-      </w:r>
-      <w:r>
-        <w:t xml:space="preserve">. Grouped by study, those 268 reports correspond to </w:t>
+        <w:t>234 reports proceeded to full text</w:t>
+      </w:r>
+      <w:r>
+        <w:t xml:space="preserve">. Grouped by study, those 234 reports correspond to </w:t>
       </w:r>
       <w:r>
         <w:rPr>
           <w:b/>
         </w:rPr>
-        <w:t>219 studies</w:t>
-      </w:r>
-      <w:r>
-        <w:t>: 189 with a single report and 30 with several, up to a maximum of eleven reports of one trial.</w:t>
+        <w:t>185 studies</w:t>
+      </w:r>
+      <w:r>
+        <w:t>: 155 with a single report and 30 with several, up to a maximum of eleven reports of one trial.</w:t>
       </w:r>
     </w:p>
     <w:p>
       <w:r>
-        <w:t xml:space="preserve">Of the 219 studies, </w:t>
+        <w:t xml:space="preserve">Of the 185 studies, </w:t>
       </w:r>
       <w:r>
         <w:rPr>
           <w:b/>
         </w:rPr>
-        <w:t>159 have a retrievable publication</w:t>
-      </w:r>
-      <w:r>
-        <w:t xml:space="preserve">: 156 articles and 3 that exist only as conference abstracts. The remaining </w:t>
+        <w:t>125 have a retrievable publication</w:t>
+      </w:r>
+      <w:r>
+        <w:t xml:space="preserve">: 122 articles and 3 that exist only as conference abstracts. The remaining </w:t>
       </w:r>
       <w:r>
         <w:rPr>
@@ -662,12 +788,21 @@
         <w:t>60 are trial registry entries alone</w:t>
       </w:r>
       <w:r>
-        <w:t>, with no locatable associated publication. That figure by itself describes a field in which one study in four has been registered but has never published results.</w:t>
+        <w:t>, with no locatable associated publication. That figure by itself describes a field in which almost one study in three has been registered but has never published results.</w:t>
       </w:r>
     </w:p>
     <w:p>
       <w:r>
-        <w:t>Exclusion reasons at title screening were laboratory or preclinical work (4 062), other organism without a separable subgroup (3 031), review or commentary without primary data (2 807), does not evaluate phage therapy in patients (2 634), veterinary scope (838) and secondary synthesis (84). At abstract screening: other organism (65), review or commentary (64), does not evaluate phage therapy (40), laboratory (18) and secondary synthesis (5).</w:t>
+        <w:t xml:space="preserve">Exclusion reasons at title screening were laboratory or preclinical work (4 062), other organism without a separable subgroup (3 031), review or commentary without primary data (2 807), does not evaluate phage therapy in patients (2 634), veterinary scope (838) and secondary synthesis (84). At abstract screening: other organism (65), review or commentary (64), does not evaluate phage therapy (40), </w:t>
+      </w:r>
+      <w:r>
+        <w:rPr>
+          <w:b/>
+        </w:rPr>
+        <w:t>inadmissible language (34)</w:t>
+      </w:r>
+      <w:r>
+        <w:t>, laboratory (18) and secondary synthesis (5).</w:t>
       </w:r>
     </w:p>
     <w:p>
@@ -686,10 +821,10 @@
         <w:rPr>
           <w:b/>
         </w:rPr>
-        <w:t>74 of the 159 retrievable studies (46.5 %)</w:t>
-      </w:r>
-      <w:r>
-        <w:t xml:space="preserve"> through legitimate open-access routes. The remaining 85 require interlibrary loan, institutional access or a request to the authors.</w:t>
+        <w:t>62 of the 125 retrievable studies (49.6 %)</w:t>
+      </w:r>
+      <w:r>
+        <w:t xml:space="preserve"> through legitimate open-access routes. The remaining 63 require interlibrary loan, institutional access or a request to the authors.</w:t>
       </w:r>
     </w:p>
     <w:p>
@@ -703,21 +838,21 @@
         <w:t>is not a random sample of the whole</w:t>
       </w:r>
       <w:r>
-        <w:t xml:space="preserve"> (Table 3). It contains 26 of the 41 comparative studies, </w:t>
+        <w:t xml:space="preserve"> (Table 3). It contains 17 of the 24 comparative studies, </w:t>
       </w:r>
       <w:r>
         <w:rPr>
           <w:b/>
         </w:rPr>
-        <w:t>63.4 %</w:t>
-      </w:r>
-      <w:r>
-        <w:t>, and reports more patients than the retrieved fraction: 2 094 against 1 839. Among those unread comparative studies are the four most-cited randomised trials in the field [@Jault2019_phagoburn; @Leitner2021_lancetid_pyophage; @Stanley2025_themicrobe_cyphy; @Onallah2023_med]. Twenty-five of the 85 are Russian-language literature.</w:t>
+        <w:t>70.8 %</w:t>
+      </w:r>
+      <w:r>
+        <w:t>, and reports more patients than the retrieved fraction. Among those unread comparative studies are the four most-cited randomised trials in the field [@Jault2019_phagoburn; @Leitner2021_lancetid_pyophage; @Stanley2025_themicrobe_cyphy; @Onallah2023_med].</w:t>
       </w:r>
     </w:p>
     <w:p>
       <w:r>
-        <w:t>The asymmetry is itself a finding. Full-text accessibility covaries with region of publication and with study design. A review confined to what can be downloaded therefore transforms the question without declaring it: it stops being a question about phage therapy and becomes one about phage therapy in the anglophone open-access literature.</w:t>
+        <w:t>The asymmetry is itself a finding. Full-text accessibility covaries with region of publication and with study design, and it pushes in the same direction as the language restriction: both tilt the corpus towards the anglophone open-access literature. A review that declares neither transforms the question without saying so.</w:t>
       </w:r>
     </w:p>
     <w:p>
@@ -730,7 +865,7 @@
     </w:p>
     <w:p>
       <w:r>
-        <w:t xml:space="preserve">The 159 retrievable studies were published between </w:t>
+        <w:t xml:space="preserve">The 125 retrievable studies were published between </w:t>
       </w:r>
       <w:r>
         <w:rPr>
@@ -745,7 +880,7 @@
         <w:rPr>
           <w:b/>
         </w:rPr>
-        <w:t>81.8 %</w:t>
+        <w:t>83.2 %</w:t>
       </w:r>
       <w:r>
         <w:t xml:space="preserve"> since 2020. This is a young and rapidly expanding evidence base (Table 1).</w:t>
@@ -759,16 +894,16 @@
         <w:rPr>
           <w:b/>
         </w:rPr>
-        <w:t>52 single case reports (32.7 %)</w:t>
-      </w:r>
-      <w:r>
-        <w:t xml:space="preserve">, 22 prospective cohorts, 21 randomised trials, 21 case series, 20 non-randomised trials and 5 retrospective cohorts. A further 18 do not state a recognisable design in the abstract. Comparative designs total </w:t>
+        <w:t>49 single case reports (39.2 %)</w:t>
+      </w:r>
+      <w:r>
+        <w:t xml:space="preserve">, 19 case series, 16 randomised trials, 13 prospective cohorts, 8 non-randomised trials and 4 retrospective cohorts. A further 16 do not state a recognisable design in the abstract. Comparative designs total </w:t>
       </w:r>
       <w:r>
         <w:rPr>
           <w:b/>
         </w:rPr>
-        <w:t>41 studies, 25.8 %</w:t>
+        <w:t>24 studies, 19.2 %</w:t>
       </w:r>
       <w:r>
         <w:t xml:space="preserve"> of the whole, and are the only ones able to sustain a claim of relative efficacy.</w:t>
@@ -776,7 +911,7 @@
     </w:p>
     <w:p>
       <w:r>
-        <w:t>Where stated, geographic origin is dominated by Russia (34 studies), followed by Georgia and Poland (6 each), Germany (4), and the United States, France and Ukraine (3 each). It is not stated in 81 studies.</w:t>
+        <w:t>Where stated, geographic origin is spread across Russia (8 studies), Poland and Georgia (6 each), Germany (4), France and the United States (3 each), and Belgium, Spain and India (2 each). It is not stated in 76 studies. The fall in Russian representation relative to the pre-amendment corpus, from 34 studies to 8, is a direct effect of the language criterion and not of the search.</w:t>
       </w:r>
     </w:p>
     <w:p>
@@ -809,7 +944,7 @@
         <w:rPr>
           <w:b/>
         </w:rPr>
-        <w:t>76.7 %</w:t>
+        <w:t>70.4 %</w:t>
       </w:r>
       <w:r>
         <w:t xml:space="preserve"> of studies.</w:t>
@@ -832,7 +967,7 @@
         <w:rPr>
           <w:b/>
         </w:rPr>
-        <w:t>60.4 %</w:t>
+        <w:t>56.8 %</w:t>
       </w:r>
       <w:r>
         <w:t>.</w:t>
@@ -864,7 +999,7 @@
         <w:rPr>
           <w:b/>
         </w:rPr>
-        <w:t>61.0 %</w:t>
+        <w:t>52.8 %</w:t>
       </w:r>
       <w:r>
         <w:t>.</w:t>
@@ -890,7 +1025,7 @@
         <w:rPr>
           <w:b/>
         </w:rPr>
-        <w:t>98.7 %</w:t>
+        <w:t>98.4 %</w:t>
       </w:r>
       <w:r>
         <w:t>.</w:t>
@@ -922,7 +1057,7 @@
         <w:t>Denominators.</w:t>
       </w:r>
       <w:r>
-        <w:t xml:space="preserve"> A third of the studies are single cases, in which the success proportion can only take the values 0 or 1 and its binomial variance is maximal. Pooling fifty-two denominators of one with twenty denominators in the tens produces a weighted mean whose weights are set by series size rather than by evidential quality.</w:t>
+        <w:t xml:space="preserve"> Almost four studies in ten are single cases, in which the success proportion can only take the values 0 or 1 and its binomial variance is maximal. Pooling forty-nine denominators of one with a handful of larger series produces a weighted mean whose weights are set by series size rather than by evidential quality.</w:t>
       </w:r>
     </w:p>
     <w:p>
@@ -988,7 +1123,7 @@
         <w:t>P. aeruginosa</w:t>
       </w:r>
       <w:r>
-        <w:t xml:space="preserve"> more broadly than previous syntheses: nine sources, no language restriction, regional literature and trial registers included. The result is 219 studies against the dozens handled by published reviews. That increase does not speak well of the field's maturity. Most of it comes from case reports, from registry entries without publication, and from regional literature that searches confined to PubMed and Scopus do not reach.</w:t>
+        <w:t xml:space="preserve"> more broadly than previous syntheses: nine sources, no language restriction, regional literature and trial registers included. The result is 185 studies against the dozens handled by published reviews, and would have been 219 without the language restriction adopted at the end. That increase does not speak well of the field's maturity. Most of it comes from case reports, from registry entries without publication, and from regional literature that searches confined to PubMed and Scopus do not reach.</w:t>
       </w:r>
     </w:p>
     <w:p>
@@ -1002,7 +1137,7 @@
         <w:t>the breadth of this evidence base does not translate into capacity for synthesis</w:t>
       </w:r>
       <w:r>
-        <w:t>. One retrievable study in three is a single case. Only one in four is comparative. Three in four do not state the resistance category by which stratification is attempted. And one identified study in four exists only as a registry entry, with no published results.</w:t>
+        <w:t>. Almost four retrievable studies in ten are a single case. Fewer than one in five is comparative. Seven in ten do not state the resistance category by which stratification is attempted. And almost one identified study in three exists only as a registry entry, with no published results.</w:t>
       </w:r>
     </w:p>
     <w:p>
@@ -1020,7 +1155,7 @@
     </w:p>
     <w:p>
       <w:r>
-        <w:t>Our delimitation further suggests that those syntheses worked on a fraction of the field. The absence of Russian and Ukrainian literature, 34 and 3 studies in our set, is striking, because that is precisely where comparative designs concentrate.</w:t>
+        <w:t>Our delimitation further suggests that those syntheses worked on a fraction of the field. The unrestricted search retrieved 34 Russian and 3 Ukrainian studies, and that is precisely where comparative designs concentrate. The language amendment obliges us to set them aside, so this review documents that body of literature and where it sits but cannot speak to its content. That is an explicit debt to the next review with translation capacity.</w:t>
       </w:r>
     </w:p>
     <w:p>
@@ -1070,7 +1205,7 @@
         <w:t>For registries.</w:t>
       </w:r>
       <w:r>
-        <w:t xml:space="preserve"> That 60 of 219 studies are registry entries without a locatable publication is a first-order publication-bias problem, and no statistical method resolves it.</w:t>
+        <w:t xml:space="preserve"> That 60 of 185 studies are registry entries without a locatable publication is a first-order publication-bias problem, and no statistical method resolves it.</w:t>
       </w:r>
     </w:p>
     <w:p>
@@ -1100,7 +1235,7 @@
         <w:t>Limitations.</w:t>
       </w:r>
       <w:r>
-        <w:t xml:space="preserve"> There are four, and all are material. </w:t>
+        <w:t xml:space="preserve"> There are five, and all are material. </w:t>
       </w:r>
       <w:r>
         <w:rPr>
@@ -1127,7 +1262,7 @@
         <w:t>Third</w:t>
       </w:r>
       <w:r>
-        <w:t xml:space="preserve">, full text was obtained for 46.5 % of the retrievable studies, and the missing fraction is enriched in comparative designs, so what is described here under-represents the comparative part of the field. </w:t>
+        <w:t xml:space="preserve">, full text was obtained for 49.6 % of the retrievable studies, and the missing fraction is enriched in comparative designs, so what is described here under-represents the comparative part of the field. </w:t>
       </w:r>
       <w:r>
         <w:rPr>
@@ -1136,7 +1271,16 @@
         <w:t>Fourth</w:t>
       </w:r>
       <w:r>
-        <w:t>, screening was performed by a single reviewer supported by explicit rules, with a positive-control audit but without independent duplication. Duplication is planned for the extraction stage.</w:t>
+        <w:t xml:space="preserve">, screening was performed by a single reviewer supported by explicit rules, with a positive-control audit but without independent duplication. Duplication is planned for the extraction stage. </w:t>
+      </w:r>
+      <w:r>
+        <w:rPr>
+          <w:b/>
+        </w:rPr>
+        <w:t>Fifth</w:t>
+      </w:r>
+      <w:r>
+        <w:t>, the restriction to English and Spanish was adopted once screening had closed, and removed 34 studies, 17 of them comparative and one belonging to the positive-control set. It pushes the corpus in the same direction as the retrieval bias and narrows what this review can say about the literature of Eastern Europe, which is where comparative designs concentrate.</w:t>
       </w:r>
     </w:p>
     <w:p>
@@ -1420,6 +1564,22 @@
       </w:pPr>
       <w:r>
         <w:t>S6. Positive-control audit.</w:t>
+      </w:r>
+    </w:p>
+    <w:p>
+      <w:pPr>
+        <w:pStyle w:val="ListBullet"/>
+      </w:pPr>
+      <w:r>
+        <w:t>S9. Language assignment for every report, with evidence class and proof.</w:t>
+      </w:r>
+    </w:p>
+    <w:p>
+      <w:pPr>
+        <w:pStyle w:val="ListBullet"/>
+      </w:pPr>
+      <w:r>
+        <w:t>S10. Full-text language verification of every retrieved PDF.</w:t>
       </w:r>
     </w:p>
     <w:sectPr>

--- a/verificables revisión sistemática/manuscript_en.docx
+++ b/verificables revisión sistemática/manuscript_en.docx
@@ -153,7 +153,7 @@
         <w:t>Results.</w:t>
       </w:r>
       <w:r>
-        <w:t xml:space="preserve"> From 23 057 records, 17 129 unique reports remained. Full-text assessment covered 234 reports, which grouped into 185 studies; 125 of these have a retrievable publication. Single case reports account for 39.2 % and only 19.2 % are comparative designs. Geographic origin is not stated in 60.8 % and resistance class is not stated in 70.4 %. Full text was obtained for 62 studies (49.6 %); the remaining fraction concentrates 70.8 % of the comparative designs. The language criterion removed 34 studies, 17 of them comparative.</w:t>
+        <w:t xml:space="preserve"> From 23 057 records, 17 129 unique reports remained. Full-text assessment covered 234 reports, which grouped into 185 studies; 125 of these have a retrievable publication. Single case reports account for 39.2 % and only 19.2 % are comparative designs. Geographic origin is not stated in 60.8 % and resistance class is not stated in 70.4 %. Full text was obtained for 63 studies (50.4 %); the remaining fraction concentrates 66.7 % of the comparative designs. The language criterion removed 34 studies, 17 of them comparative.</w:t>
       </w:r>
     </w:p>
     <w:p>
@@ -384,13 +384,13 @@
     </w:p>
     <w:p>
       <w:r>
-        <w:t xml:space="preserve">Verification did not stop at metadata. For the 62 studies with a retrieved PDF the language was checked against the </w:t>
+        <w:t xml:space="preserve">Verification did not stop at metadata. For the studies with a retrieved full text the language was checked against the </w:t>
       </w:r>
       <w:r>
         <w:rPr>
           <w:b/>
         </w:rPr>
-        <w:t>full text</w:t>
+        <w:t>whole article</w:t>
       </w:r>
       <w:r>
         <w:t>, analysing the central pages rather than the front matter, which many journals publish in English even when the body is not. That check exposed two reports whose metadata declared English and whose text is in Russian; both were excluded. The 234 included reports rest on one of three classes of evidence: 205 on analysis of their own text, 26 on the language rule of the trial register that publishes them, and 3 on the source language field. None is unproven. The assignment for each report, with its evidence class and proof, is supplied as supplementary material.</w:t>
@@ -821,10 +821,10 @@
         <w:rPr>
           <w:b/>
         </w:rPr>
-        <w:t>62 of the 125 retrievable studies (49.6 %)</w:t>
-      </w:r>
-      <w:r>
-        <w:t xml:space="preserve"> through legitimate open-access routes. The remaining 63 require interlibrary loan, institutional access or a request to the authors.</w:t>
+        <w:t>63 of the 125 retrievable studies (50.4 %)</w:t>
+      </w:r>
+      <w:r>
+        <w:t xml:space="preserve"> through legitimate open-access routes. The remaining 62 require interlibrary loan, institutional access or a request to the authors.</w:t>
       </w:r>
     </w:p>
     <w:p>
@@ -838,16 +838,16 @@
         <w:t>is not a random sample of the whole</w:t>
       </w:r>
       <w:r>
-        <w:t xml:space="preserve"> (Table 3). It contains 17 of the 24 comparative studies, </w:t>
+        <w:t xml:space="preserve"> (Table 3). It contains 16 of the 24 comparative studies, </w:t>
       </w:r>
       <w:r>
         <w:rPr>
           <w:b/>
         </w:rPr>
-        <w:t>70.8 %</w:t>
-      </w:r>
-      <w:r>
-        <w:t>, and reports more patients than the retrieved fraction. Among those unread comparative studies are the four most-cited randomised trials in the field [@Jault2019_phagoburn; @Leitner2021_lancetid_pyophage; @Stanley2025_themicrobe_cyphy; @Onallah2023_med].</w:t>
+        <w:t>66.7 %</w:t>
+      </w:r>
+      <w:r>
+        <w:t>, and reports more patients than the retrieved fraction. Among those unread comparative studies are the field's four landmark randomised trials [@Jault2019_phagoburn; @Leitner2021_lancetid_pyophage; @NirPaz2025_med_tp102; @Chan2023_jcf_cyphy]; one of them, the Yale trial, has no full journal article, only a conference abstract and results deposited in the register.</w:t>
       </w:r>
     </w:p>
     <w:p>
@@ -1262,7 +1262,7 @@
         <w:t>Third</w:t>
       </w:r>
       <w:r>
-        <w:t xml:space="preserve">, full text was obtained for 49.6 % of the retrievable studies, and the missing fraction is enriched in comparative designs, so what is described here under-represents the comparative part of the field. </w:t>
+        <w:t xml:space="preserve">, full text was obtained for 50.4 % of the retrievable studies, and the missing fraction is enriched in comparative designs, so what is described here under-represents the comparative part of the field. </w:t>
       </w:r>
       <w:r>
         <w:rPr>

--- a/verificables revisión sistemática/manuscript_en.docx
+++ b/verificables revisión sistemática/manuscript_en.docx
@@ -54,7 +54,7 @@
         <w:t>Word count:</w:t>
       </w:r>
       <w:r>
-        <w:t xml:space="preserve"> abstract 246; main text 3 581.</w:t>
+        <w:t xml:space="preserve"> abstract 246; main text 3 610.</w:t>
       </w:r>
     </w:p>
     <w:p>
@@ -153,7 +153,7 @@
         <w:t>Results.</w:t>
       </w:r>
       <w:r>
-        <w:t xml:space="preserve"> From 23 057 records, 17 129 unique reports remained. Full-text assessment covered 234 reports, which grouped into 185 studies; 125 of these have a retrievable publication. Single case reports account for 39.2 % and only 19.2 % are comparative designs. Geographic origin is not stated in 60.8 % and resistance class is not stated in 70.4 %. Full text was obtained for 63 studies (50.4 %); the remaining fraction concentrates 66.7 % of the comparative designs. The language criterion removed 34 studies, 17 of them comparative.</w:t>
+        <w:t xml:space="preserve"> From 23 057 records, 17 129 unique reports remained. Full-text assessment covered 233 reports, which grouped into 184 studies; 124 of these have a retrievable publication. Single case reports account for 39.5 % and only 18.5 % are comparative designs. Geographic origin is not stated in 61.3 % and resistance class is not stated in 70.2 %. Full text was obtained for 65 studies (52.4 %); the remaining fraction concentrates 56.5 % of the comparative designs. The language criterion removed 35 studies, 18 of them comparative.</w:t>
       </w:r>
     </w:p>
     <w:p>
@@ -393,7 +393,7 @@
         <w:t>whole article</w:t>
       </w:r>
       <w:r>
-        <w:t>, analysing the central pages rather than the front matter, which many journals publish in English even when the body is not. That check exposed two reports whose metadata declared English and whose text is in Russian; both were excluded. The 234 included reports rest on one of three classes of evidence: 205 on analysis of their own text, 26 on the language rule of the trial register that publishes them, and 3 on the source language field. None is unproven. The assignment for each report, with its evidence class and proof, is supplied as supplementary material.</w:t>
+        <w:t>, analysing the central pages rather than the front matter, which many journals publish in English even when the body is not. That check exposed three reports whose metadata declared English and whose body is in Russian; all three were excluded. The 233 included reports rest on one of three classes of evidence: analysis of their own text, the language rule of the trial register that publishes them, or the source language field. None is unproven. The assignment for each report, with its evidence class and proof, is supplied as supplementary material.</w:t>
       </w:r>
     </w:p>
     <w:p>
@@ -654,7 +654,7 @@
         <w:rPr>
           <w:b/>
         </w:rPr>
-        <w:t>34 reports</w:t>
+        <w:t>35 reports</w:t>
       </w:r>
       <w:r>
         <w:t xml:space="preserve"> and with them </w:t>
@@ -663,15 +663,15 @@
         <w:rPr>
           <w:b/>
         </w:rPr>
-        <w:t>34 whole studies</w:t>
-      </w:r>
-      <w:r>
-        <w:t>, none of which retained a report in an admissible language. The corpus fell from 219 to 185 studies and from 159 to 125 studies with a retrievable publication. The loss was not evenly spread: of 41 comparative designs, 24 remained, and of 21 randomised trials, 16.</w:t>
+        <w:t>35 whole studies</w:t>
+      </w:r>
+      <w:r>
+        <w:t>, none of which retained a report in an admissible language. The corpus fell from 219 to 184 studies and from 159 to 124 studies with a retrievable publication. The loss was not evenly spread: of 41 comparative designs, 23 remained, and of 21 randomised trials, 16.</w:t>
       </w:r>
     </w:p>
     <w:p>
       <w:r>
-        <w:t>Two of those 34 were detected only by reading the PDF. Their metadata declared English; their full text is in Russian, with Cyrillic dominating the body of the article. Had verification stopped at the source language field, both would have stayed in the review.</w:t>
+        <w:t>Three of those 35 were detected only by reading the article itself. Their metadata declared English; the body is in Russian. The third surfaced only on the publisher's own page, which labels the full text as Russian while the abstract is in English. Had verification stopped at the source language field, all three would have stayed in the review.</w:t>
       </w:r>
     </w:p>
     <w:p>
@@ -747,39 +747,39 @@
         <w:t>17 129 unique reports</w:t>
       </w:r>
       <w:r>
-        <w:t xml:space="preserve"> (Figure 1). Stage 1 rules excluded 3 235; of the 13 894 titles screened, 13 434 were excluded and 460 advanced to abstract screening; of those, 226 were excluded and </w:t>
+        <w:t xml:space="preserve"> (Figure 1). Stage 1 rules excluded 3 235; of the 13 894 titles screened, 13 434 were excluded and 460 advanced to abstract screening; of those, 227 were excluded and </w:t>
       </w:r>
       <w:r>
         <w:rPr>
           <w:b/>
         </w:rPr>
-        <w:t>234 reports proceeded to full text</w:t>
-      </w:r>
-      <w:r>
-        <w:t xml:space="preserve">. Grouped by study, those 234 reports correspond to </w:t>
+        <w:t>233 reports proceeded to full text</w:t>
+      </w:r>
+      <w:r>
+        <w:t xml:space="preserve">. Grouped by study, those 233 reports correspond to </w:t>
       </w:r>
       <w:r>
         <w:rPr>
           <w:b/>
         </w:rPr>
-        <w:t>185 studies</w:t>
-      </w:r>
-      <w:r>
-        <w:t>: 155 with a single report and 30 with several, up to a maximum of eleven reports of one trial.</w:t>
+        <w:t>184 studies</w:t>
+      </w:r>
+      <w:r>
+        <w:t>: 154 with a single report and 30 with several, up to a maximum of eleven reports of one trial.</w:t>
       </w:r>
     </w:p>
     <w:p>
       <w:r>
-        <w:t xml:space="preserve">Of the 185 studies, </w:t>
+        <w:t xml:space="preserve">Of the 184 studies, </w:t>
       </w:r>
       <w:r>
         <w:rPr>
           <w:b/>
         </w:rPr>
-        <w:t>125 have a retrievable publication</w:t>
-      </w:r>
-      <w:r>
-        <w:t xml:space="preserve">: 122 articles and 3 that exist only as conference abstracts. The remaining </w:t>
+        <w:t>124 have a retrievable publication</w:t>
+      </w:r>
+      <w:r>
+        <w:t xml:space="preserve">: 121 articles and 3 that exist only as conference abstracts. The remaining </w:t>
       </w:r>
       <w:r>
         <w:rPr>
@@ -799,7 +799,7 @@
         <w:rPr>
           <w:b/>
         </w:rPr>
-        <w:t>inadmissible language (34)</w:t>
+        <w:t>inadmissible language (35)</w:t>
       </w:r>
       <w:r>
         <w:t>, laboratory (18) and secondary synthesis (5).</w:t>
@@ -821,10 +821,10 @@
         <w:rPr>
           <w:b/>
         </w:rPr>
-        <w:t>63 of the 125 retrievable studies (50.4 %)</w:t>
-      </w:r>
-      <w:r>
-        <w:t xml:space="preserve"> through legitimate open-access routes. The remaining 62 require interlibrary loan, institutional access or a request to the authors.</w:t>
+        <w:t>65 of the 124 retrievable studies (52.4 %)</w:t>
+      </w:r>
+      <w:r>
+        <w:t xml:space="preserve"> through legitimate open-access routes. The remaining 59 require interlibrary loan, institutional access or a request to the authors.</w:t>
       </w:r>
     </w:p>
     <w:p>
@@ -838,13 +838,13 @@
         <w:t>is not a random sample of the whole</w:t>
       </w:r>
       <w:r>
-        <w:t xml:space="preserve"> (Table 3). It contains 16 of the 24 comparative studies, </w:t>
+        <w:t xml:space="preserve"> (Table 3). It contains 13 of the 23 comparative studies, </w:t>
       </w:r>
       <w:r>
         <w:rPr>
           <w:b/>
         </w:rPr>
-        <w:t>66.7 %</w:t>
+        <w:t>56.5 %</w:t>
       </w:r>
       <w:r>
         <w:t>, and reports more patients than the retrieved fraction. Among those unread comparative studies are the field's four landmark randomised trials [@Jault2019_phagoburn; @Leitner2021_lancetid_pyophage; @NirPaz2025_med_tp102; @Chan2023_jcf_cyphy]; one of them, the Yale trial, has no full journal article, only a conference abstract and results deposited in the register.</w:t>
@@ -865,7 +865,7 @@
     </w:p>
     <w:p>
       <w:r>
-        <w:t xml:space="preserve">The 125 retrievable studies were published between </w:t>
+        <w:t xml:space="preserve">The 124 retrievable studies were published between </w:t>
       </w:r>
       <w:r>
         <w:rPr>
@@ -880,7 +880,7 @@
         <w:rPr>
           <w:b/>
         </w:rPr>
-        <w:t>83.2 %</w:t>
+        <w:t>83.1 %</w:t>
       </w:r>
       <w:r>
         <w:t xml:space="preserve"> since 2020. This is a young and rapidly expanding evidence base (Table 1).</w:t>
@@ -894,16 +894,16 @@
         <w:rPr>
           <w:b/>
         </w:rPr>
-        <w:t>49 single case reports (39.2 %)</w:t>
-      </w:r>
-      <w:r>
-        <w:t xml:space="preserve">, 19 case series, 16 randomised trials, 13 prospective cohorts, 8 non-randomised trials and 4 retrospective cohorts. A further 16 do not state a recognisable design in the abstract. Comparative designs total </w:t>
+        <w:t>49 single case reports (39.5 %)</w:t>
+      </w:r>
+      <w:r>
+        <w:t xml:space="preserve">, 19 case series, 16 randomised trials, 13 prospective cohorts, 7 non-randomised trials and 4 retrospective cohorts. A further 16 do not state a recognisable design in the abstract. Comparative designs total </w:t>
       </w:r>
       <w:r>
         <w:rPr>
           <w:b/>
         </w:rPr>
-        <w:t>24 studies, 19.2 %</w:t>
+        <w:t>23 studies, 18.5 %</w:t>
       </w:r>
       <w:r>
         <w:t xml:space="preserve"> of the whole, and are the only ones able to sustain a claim of relative efficacy.</w:t>
@@ -911,7 +911,7 @@
     </w:p>
     <w:p>
       <w:r>
-        <w:t>Where stated, geographic origin is spread across Russia (8 studies), Poland and Georgia (6 each), Germany (4), France and the United States (3 each), and Belgium, Spain and India (2 each). It is not stated in 76 studies. The fall in Russian representation relative to the pre-amendment corpus, from 34 studies to 8, is a direct effect of the language criterion and not of the search.</w:t>
+        <w:t>Where stated, geographic origin is spread across Russia (7 studies), Poland and Georgia (6 each), Germany (4), France and the United States (3 each), and India, Iran and Israel (2 each). It is not stated in 76 studies. The fall in Russian representation relative to the pre-amendment corpus, from 34 studies to 7, is a direct effect of the language criterion and not of the search.</w:t>
       </w:r>
     </w:p>
     <w:p>
@@ -944,7 +944,7 @@
         <w:rPr>
           <w:b/>
         </w:rPr>
-        <w:t>70.4 %</w:t>
+        <w:t>70.2 %</w:t>
       </w:r>
       <w:r>
         <w:t xml:space="preserve"> of studies.</w:t>
@@ -967,7 +967,7 @@
         <w:rPr>
           <w:b/>
         </w:rPr>
-        <w:t>56.8 %</w:t>
+        <w:t>57.3 %</w:t>
       </w:r>
       <w:r>
         <w:t>.</w:t>
@@ -999,7 +999,7 @@
         <w:rPr>
           <w:b/>
         </w:rPr>
-        <w:t>52.8 %</w:t>
+        <w:t>52.4 %</w:t>
       </w:r>
       <w:r>
         <w:t>.</w:t>
@@ -1123,7 +1123,7 @@
         <w:t>P. aeruginosa</w:t>
       </w:r>
       <w:r>
-        <w:t xml:space="preserve"> more broadly than previous syntheses: nine sources, no language restriction, regional literature and trial registers included. The result is 185 studies against the dozens handled by published reviews, and would have been 219 without the language restriction adopted at the end. That increase does not speak well of the field's maturity. Most of it comes from case reports, from registry entries without publication, and from regional literature that searches confined to PubMed and Scopus do not reach.</w:t>
+        <w:t xml:space="preserve"> more broadly than previous syntheses: nine sources, no language restriction, regional literature and trial registers included. The result is 184 studies against the dozens handled by published reviews, and would have been 219 without the language restriction adopted at the end. That increase does not speak well of the field's maturity. Most of it comes from case reports, from registry entries without publication, and from regional literature that searches confined to PubMed and Scopus do not reach.</w:t>
       </w:r>
     </w:p>
     <w:p>
@@ -1205,7 +1205,7 @@
         <w:t>For registries.</w:t>
       </w:r>
       <w:r>
-        <w:t xml:space="preserve"> That 60 of 185 studies are registry entries without a locatable publication is a first-order publication-bias problem, and no statistical method resolves it.</w:t>
+        <w:t xml:space="preserve"> That 60 of 184 studies are registry entries without a locatable publication is a first-order publication-bias problem, and no statistical method resolves it.</w:t>
       </w:r>
     </w:p>
     <w:p>
@@ -1262,7 +1262,7 @@
         <w:t>Third</w:t>
       </w:r>
       <w:r>
-        <w:t xml:space="preserve">, full text was obtained for 50.4 % of the retrievable studies, and the missing fraction is enriched in comparative designs, so what is described here under-represents the comparative part of the field. </w:t>
+        <w:t xml:space="preserve">, full text was obtained for 52.4 % of the retrievable studies, and the missing fraction is enriched in comparative designs, so what is described here under-represents the comparative part of the field. </w:t>
       </w:r>
       <w:r>
         <w:rPr>
@@ -1280,7 +1280,7 @@
         <w:t>Fifth</w:t>
       </w:r>
       <w:r>
-        <w:t>, the restriction to English and Spanish was adopted once screening had closed, and removed 34 studies, 17 of them comparative and one belonging to the positive-control set. It pushes the corpus in the same direction as the retrieval bias and narrows what this review can say about the literature of Eastern Europe, which is where comparative designs concentrate.</w:t>
+        <w:t>, the restriction to English and Spanish was adopted once screening had closed, and removed 35 studies, 18 of them comparative and one belonging to the positive-control set. It pushes the corpus in the same direction as the retrieval bias and narrows what this review can say about the literature of Eastern Europe, which is where comparative designs concentrate.</w:t>
       </w:r>
     </w:p>
     <w:p>
